--- a/飞书深度打通-技术选型与实施材料.docx
+++ b/飞书深度打通-技术选型与实施材料.docx
@@ -2610,7 +2610,23 @@
         <w:t xml:space="preserve">curriculum/05-飞书打通-使用手册.md — </w:t>
       </w:r>
       <w:r>
-        <w:t>新人视角:Agent → 飞书能力对照表、嵌入五段流程、三个即用动作。</w:t>
+        <w:t>新人视角:Agent → 飞书能力对照表、嵌入五段流程、四个即用动作。</w:t>
+      </w:r>
+    </w:p>
+    <w:p>
+      <w:pPr>
+        <w:pStyle w:val="ListBullet"/>
+        <w:spacing w:after="60"/>
+      </w:pPr>
+      <w:r>
+        <w:rPr>
+          <w:b/>
+          <w:color w:val="2E5BFF"/>
+        </w:rPr>
+        <w:t xml:space="preserve">.github/workflows/feishu-sync.yml — </w:t>
+      </w:r>
+      <w:r>
+        <w:t>定时把教材同步到飞书知识库的 CI(详见第六章)。</w:t>
       </w:r>
     </w:p>
     <w:p>
@@ -2630,6 +2646,11 @@
       </w:r>
     </w:p>
     <w:p>
+      <w:r>
+        <w:br w:type="page"/>
+      </w:r>
+    </w:p>
+    <w:p>
       <w:pPr>
         <w:pStyle w:val="Heading1"/>
       </w:pPr>
@@ -2639,7 +2660,159 @@
           <w:color w:val="2E5BFF"/>
           <w:sz w:val="32"/>
         </w:rPr>
-        <w:t>六、落地步骤(凭证类需人工完成)</w:t>
+        <w:t>六、定时同步 CI(GitHub Actions)</w:t>
+      </w:r>
+    </w:p>
+    <w:p>
+      <w:pPr>
+        <w:spacing w:after="160"/>
+      </w:pPr>
+      <w:r>
+        <w:rPr>
+          <w:b w:val="0"/>
+          <w:color w:val="222222"/>
+          <w:sz w:val="21"/>
+        </w:rPr>
+        <w:t>已新增工作流 .github/workflows/feishu-sync.yml,把「教材目录定时 sync.sh push 到飞书知识库」做成 CI,让知识库内容自动保鲜。</w:t>
+      </w:r>
+    </w:p>
+    <w:p>
+      <w:pPr>
+        <w:spacing w:after="40"/>
+      </w:pPr>
+      <w:r>
+        <w:rPr>
+          <w:b/>
+          <w:color w:val="2E5BFF"/>
+          <w:sz w:val="21"/>
+        </w:rPr>
+        <w:t>触发与行为</w:t>
+      </w:r>
+    </w:p>
+    <w:p>
+      <w:pPr>
+        <w:pStyle w:val="ListBullet"/>
+        <w:spacing w:after="60"/>
+      </w:pPr>
+      <w:r>
+        <w:t>触发:每周一 09:00(北京时间)定时 + 支持手动触发(可指定只同步某个分组)。</w:t>
+      </w:r>
+    </w:p>
+    <w:p>
+      <w:pPr>
+        <w:pStyle w:val="ListBullet"/>
+        <w:spacing w:after="60"/>
+      </w:pPr>
+      <w:r>
+        <w:t>幂等:以 SYNC_UPDATE_ONLY=1 运行,只更新映射表里【已有 doc_id】的条目,绝不新建文档,避免每次定时跑都往知识库塞重复文档。</w:t>
+      </w:r>
+    </w:p>
+    <w:p>
+      <w:pPr>
+        <w:pStyle w:val="ListBullet"/>
+        <w:spacing w:after="60"/>
+      </w:pPr>
+      <w:r>
+        <w:t>流程:Checkout → 装 Go/feishu-cli → 装 Python/PyYAML → 由 Secret 生成 sync-map.yaml → 运行 sync.sh push。</w:t>
+      </w:r>
+    </w:p>
+    <w:p>
+      <w:pPr>
+        <w:pStyle w:val="ListBullet"/>
+        <w:spacing w:after="60"/>
+      </w:pPr>
+      <w:r>
+        <w:t>守卫:未配置凭证时自动跳过(notice 提示),不会让 CI 报红。</w:t>
+      </w:r>
+    </w:p>
+    <w:p>
+      <w:pPr>
+        <w:spacing w:after="40"/>
+      </w:pPr>
+      <w:r>
+        <w:rPr>
+          <w:b/>
+          <w:color w:val="2E5BFF"/>
+          <w:sz w:val="21"/>
+        </w:rPr>
+        <w:t>需要在仓库配置的 Secrets / Variables</w:t>
+      </w:r>
+    </w:p>
+    <w:p>
+      <w:pPr>
+        <w:pStyle w:val="ListBullet"/>
+        <w:spacing w:after="60"/>
+      </w:pPr>
+      <w:r>
+        <w:rPr>
+          <w:b/>
+          <w:color w:val="2E5BFF"/>
+        </w:rPr>
+        <w:t xml:space="preserve">Secret  FEISHU_APP_ID — </w:t>
+      </w:r>
+      <w:r>
+        <w:t>自建应用 App ID。</w:t>
+      </w:r>
+    </w:p>
+    <w:p>
+      <w:pPr>
+        <w:pStyle w:val="ListBullet"/>
+        <w:spacing w:after="60"/>
+      </w:pPr>
+      <w:r>
+        <w:rPr>
+          <w:b/>
+          <w:color w:val="2E5BFF"/>
+        </w:rPr>
+        <w:t xml:space="preserve">Secret  FEISHU_APP_SECRET — </w:t>
+      </w:r>
+      <w:r>
+        <w:t>自建应用 App Secret。</w:t>
+      </w:r>
+    </w:p>
+    <w:p>
+      <w:pPr>
+        <w:pStyle w:val="ListBullet"/>
+        <w:spacing w:after="60"/>
+      </w:pPr>
+      <w:r>
+        <w:rPr>
+          <w:b/>
+          <w:color w:val="2E5BFF"/>
+        </w:rPr>
+        <w:t xml:space="preserve">Secret  FEISHU_SYNC_MAP — </w:t>
+      </w:r>
+      <w:r>
+        <w:t>sync-map.yaml 的完整内容(含各教材文件 ↔ doc_id)。因含具体 id 不入库,故走 Secret。</w:t>
+      </w:r>
+    </w:p>
+    <w:p>
+      <w:pPr>
+        <w:pStyle w:val="ListBullet"/>
+        <w:spacing w:after="60"/>
+      </w:pPr>
+      <w:r>
+        <w:rPr>
+          <w:b/>
+          <w:color w:val="2E5BFF"/>
+        </w:rPr>
+        <w:t xml:space="preserve">Variable  FEISHU_DOMAIN — </w:t>
+      </w:r>
+      <w:r>
+        <w:t>可选;cn(默认)或 intl。</w:t>
+      </w:r>
+    </w:p>
+    <w:p>
+      <w:pPr>
+        <w:spacing w:after="40"/>
+      </w:pPr>
+      <w:r>
+        <w:rPr>
+          <w:b/>
+          <w:color w:val="2E5BFF"/>
+          <w:sz w:val="21"/>
+        </w:rPr>
+        <w:t>首次入库(一次性人工操作)</w:t>
       </w:r>
     </w:p>
     <w:p>
@@ -2648,88 +2821,239 @@
       </w:pPr>
       <w:r>
         <w:rPr>
-          <w:b/>
-          <w:color w:val="2E5BFF"/>
+          <w:b w:val="0"/>
+          <w:color w:val="222222"/>
+          <w:sz w:val="21"/>
         </w:rPr>
-        <w:t xml:space="preserve">1. </w:t>
-      </w:r>
-      <w:r>
-        <w:t>在飞书开放平台创建企业自建应用,获取 App ID / App Secret;</w:t>
+        <w:t>feishu-cli 的知识库无直接 import 命令;把一篇 Markdown 首次放进知识库的标准做法是「先建文档、再移入知识库空间」,之后 CI 便能按 doc_id 自动更新其内容:</w:t>
       </w:r>
     </w:p>
     <w:p>
       <w:pPr>
-        <w:spacing w:after="80"/>
+        <w:ind w:left="432"/>
+      </w:pPr>
+      <w:r>
+        <w:rPr>
+          <w:rFonts w:ascii="Consolas" w:hAnsi="Consolas"/>
+          <w:color w:val="333333"/>
+          <w:sz w:val="18"/>
+        </w:rPr>
+        <w:t>feishu-cli doc import &lt;file.md&gt; --title &lt;标题&gt;          # 建文档,记下 doc token</w:t>
+        <w:br/>
+        <w:t>feishu-cli wiki spaces                                  # 取目标知识库 space_id</w:t>
+        <w:br/>
+        <w:t>feishu-cli wiki move-docs &lt;doc_token&gt; --space-id &lt;id&gt;   # 移入知识库</w:t>
+        <w:br/>
+        <w:t># 然后把 doc_id 写进 sync-map(即 FEISHU_SYNC_MAP),CI 自动保鲜</w:t>
+      </w:r>
+    </w:p>
+    <w:p>
+      <w:r>
+        <w:br w:type="page"/>
+      </w:r>
+    </w:p>
+    <w:p>
+      <w:pPr>
+        <w:pStyle w:val="Heading1"/>
+      </w:pPr>
+      <w:r>
+        <w:rPr>
+          <w:rFonts w:ascii="Microsoft YaHei" w:hAnsi="Microsoft YaHei" w:eastAsia="Microsoft YaHei"/>
+          <w:color w:val="2E5BFF"/>
+          <w:sz w:val="32"/>
+        </w:rPr>
+        <w:t>七、你接手后要做的(凭证类,我无法代办)</w:t>
+      </w:r>
+    </w:p>
+    <w:p>
+      <w:pPr>
+        <w:spacing w:after="160"/>
+      </w:pPr>
+      <w:r>
+        <w:rPr>
+          <w:b w:val="0"/>
+          <w:color w:val="222222"/>
+          <w:sz w:val="21"/>
+        </w:rPr>
+        <w:t>代码与文档已全部就位;下面这些涉及飞书账号 / 凭证 / 群与表的人工动作,需要你来完成。</w:t>
+      </w:r>
+    </w:p>
+    <w:p>
+      <w:pPr>
+        <w:spacing w:after="60"/>
       </w:pPr>
       <w:r>
         <w:rPr>
           <w:b/>
           <w:color w:val="2E5BFF"/>
+          <w:sz w:val="21"/>
         </w:rPr>
-        <w:t xml:space="preserve">2. </w:t>
-      </w:r>
-      <w:r>
-        <w:t>cp feishu/.env.example feishu/.env,填入凭证;</w:t>
+        <w:t>① 建应用、配凭证</w:t>
       </w:r>
     </w:p>
     <w:p>
       <w:pPr>
-        <w:spacing w:after="80"/>
+        <w:pStyle w:val="ListBullet"/>
+        <w:spacing w:after="60"/>
+      </w:pPr>
+      <w:r>
+        <w:t>在飞书开放平台创建企业自建应用,拿到 App ID / App Secret;</w:t>
+      </w:r>
+    </w:p>
+    <w:p>
+      <w:pPr>
+        <w:pStyle w:val="ListBullet"/>
+        <w:spacing w:after="60"/>
+      </w:pPr>
+      <w:r>
+        <w:t>执行 cp feishu/.env.example feishu/.env,把 App ID / App Secret 填进去;</w:t>
+      </w:r>
+    </w:p>
+    <w:p>
+      <w:pPr>
+        <w:pStyle w:val="ListBullet"/>
+        <w:spacing w:after="60"/>
+      </w:pPr>
+      <w:r>
+        <w:t>（CI 还需把这两项配成仓库 Secret:FEISHU_APP_ID / FEISHU_APP_SECRET。）</w:t>
+      </w:r>
+    </w:p>
+    <w:p>
+      <w:pPr>
+        <w:spacing w:after="40"/>
+      </w:pPr>
+      <w:r>
+        <w:rPr>
+          <w:b w:val="0"/>
+          <w:color w:val="222222"/>
+          <w:sz w:val="21"/>
+        </w:rPr>
+      </w:r>
+    </w:p>
+    <w:p>
+      <w:pPr>
+        <w:spacing w:after="60"/>
       </w:pPr>
       <w:r>
         <w:rPr>
           <w:b/>
           <w:color w:val="2E5BFF"/>
+          <w:sz w:val="21"/>
         </w:rPr>
-        <w:t xml:space="preserve">3. </w:t>
-      </w:r>
-      <w:r>
-        <w:t>按各层 README 开通最小权限集,并发布应用新版本;</w:t>
+        <w:t>② 开权限、发版本</w:t>
       </w:r>
     </w:p>
     <w:p>
       <w:pPr>
-        <w:spacing w:after="80"/>
+        <w:pStyle w:val="ListBullet"/>
+        <w:spacing w:after="60"/>
+      </w:pPr>
+      <w:r>
+        <w:t>按各层 README 列出的最小权限集,在应用后台开通对应 scope;</w:t>
+      </w:r>
+    </w:p>
+    <w:p>
+      <w:pPr>
+        <w:pStyle w:val="ListBullet"/>
+        <w:spacing w:after="60"/>
+      </w:pPr>
+      <w:r>
+        <w:t>改完权限必须在开放平台发布新版本才生效——这一步最容易漏。</w:t>
+      </w:r>
+    </w:p>
+    <w:p>
+      <w:pPr>
+        <w:spacing w:after="40"/>
+      </w:pPr>
+      <w:r>
+        <w:rPr>
+          <w:b w:val="0"/>
+          <w:color w:val="222222"/>
+          <w:sz w:val="21"/>
+        </w:rPr>
+      </w:r>
+    </w:p>
+    <w:p>
+      <w:pPr>
+        <w:spacing w:after="60"/>
       </w:pPr>
       <w:r>
         <w:rPr>
           <w:b/>
           <w:color w:val="2E5BFF"/>
+          <w:sz w:val="21"/>
         </w:rPr>
-        <w:t xml:space="preserve">4. </w:t>
-      </w:r>
-      <w:r>
-        <w:t>把应用机器人拉进目标通知群,feishu-cli chat list 取 chat_id 回填;</w:t>
+        <w:t>③ 拉群、建表、回填 id</w:t>
       </w:r>
     </w:p>
     <w:p>
       <w:pPr>
-        <w:spacing w:after="80"/>
+        <w:pStyle w:val="ListBullet"/>
+        <w:spacing w:after="60"/>
+      </w:pPr>
+      <w:r>
+        <w:t>把应用机器人拉进目标通知群,用 feishu-cli chat list 取 chat_id;</w:t>
+      </w:r>
+    </w:p>
+    <w:p>
+      <w:pPr>
+        <w:pStyle w:val="ListBullet"/>
+        <w:spacing w:after="60"/>
+      </w:pPr>
+      <w:r>
+        <w:t>在飞书手建销售管道多维表格(字段照 fields.example.json),取 app_token / table_id;</w:t>
+      </w:r>
+    </w:p>
+    <w:p>
+      <w:pPr>
+        <w:pStyle w:val="ListBullet"/>
+        <w:spacing w:after="60"/>
+      </w:pPr>
+      <w:r>
+        <w:t>把 chat_id / app_token / table_id 回填进 feishu/.env(对应 FEISHU_NOTIFY_CHAT_ID / FEISHU_PIPELINE_APP_TOKEN / FEISHU_PIPELINE_TABLE_ID)。</w:t>
+      </w:r>
+    </w:p>
+    <w:p>
+      <w:pPr>
+        <w:spacing w:after="40"/>
+      </w:pPr>
+      <w:r>
+        <w:rPr>
+          <w:b w:val="0"/>
+          <w:color w:val="222222"/>
+          <w:sz w:val="21"/>
+        </w:rPr>
+      </w:r>
+    </w:p>
+    <w:p>
+      <w:pPr>
+        <w:spacing w:after="60"/>
       </w:pPr>
       <w:r>
         <w:rPr>
           <w:b/>
           <w:color w:val="2E5BFF"/>
+          <w:sz w:val="21"/>
         </w:rPr>
-        <w:t xml:space="preserve">5. </w:t>
-      </w:r>
-      <w:r>
-        <w:t>在飞书手建销售管道多维表格(字段照 fields.example.json),回填 app_token / table_id;</w:t>
+        <w:t>④ 启用 CI 定时同步(可选)</w:t>
       </w:r>
     </w:p>
     <w:p>
       <w:pPr>
-        <w:spacing w:after="80"/>
+        <w:pStyle w:val="ListBullet"/>
+        <w:spacing w:after="60"/>
       </w:pPr>
       <w:r>
-        <w:rPr>
-          <w:b/>
-          <w:color w:val="2E5BFF"/>
-        </w:rPr>
-        <w:t xml:space="preserve">6. </w:t>
+        <w:t>把教材首次入库(见第六章一次性操作),把含 doc_id 的 sync-map 内容配成 Secret FEISHU_SYNC_MAP;</w:t>
       </w:r>
+    </w:p>
+    <w:p>
+      <w:pPr>
+        <w:pStyle w:val="ListBullet"/>
+        <w:spacing w:after="60"/>
+      </w:pPr>
       <w:r>
-        <w:t>选层启用:①导出环境变量重启 Claude Code;②feishu-cli 同步;③pip install 后跑脚本。</w:t>
+        <w:t>之后每周一 CI 自动把教材推到知识库,无需再管。</w:t>
       </w:r>
     </w:p>
     <w:p>
@@ -2751,10 +3075,10 @@
       <w:r>
         <w:rPr>
           <w:b/>
-          <w:color w:val="222222"/>
+          <w:color w:val="2E5BFF"/>
           <w:sz w:val="21"/>
         </w:rPr>
-        <w:t>安全与避坑:</w:t>
+        <w:t>安全与避坑</w:t>
       </w:r>
     </w:p>
     <w:p>
@@ -2763,7 +3087,7 @@
         <w:spacing w:after="60"/>
       </w:pPr>
       <w:r>
-        <w:t>凭证只进 .env,永不入库(已 gitignore);仓库内 *.example.* 均为脱敏模板。</w:t>
+        <w:t>凭证只进 .env / GitHub Secret,永不入库(已 gitignore);仓库内 *.example.* 均为脱敏模板。</w:t>
       </w:r>
     </w:p>
     <w:p>
@@ -2782,6 +3106,15 @@
       </w:pPr>
       <w:r>
         <w:t>机器人未进群直接发消息必然失败,先拉群再取 chat_id。</w:t>
+      </w:r>
+    </w:p>
+    <w:p>
+      <w:pPr>
+        <w:pStyle w:val="ListBullet"/>
+        <w:spacing w:after="60"/>
+      </w:pPr>
+      <w:r>
+        <w:t>CI 默认 update-only:sync-map 里没填 doc_id 的条目不会被同步,首次入库需人工一次。</w:t>
       </w:r>
     </w:p>
     <w:sectPr>

--- a/飞书深度打通-技术选型与实施材料.docx
+++ b/飞书深度打通-技术选型与实施材料.docx
@@ -2992,7 +2992,7 @@
         <w:spacing w:after="60"/>
       </w:pPr>
       <w:r>
-        <w:t>把应用机器人拉进目标通知群,用 feishu-cli chat list 取 chat_id;</w:t>
+        <w:t>把应用机器人拉进目标通知群,用 list_chats.py(或 feishu-cli msg search-chats --query)取 chat_id;</w:t>
       </w:r>
     </w:p>
     <w:p>
@@ -3001,7 +3001,7 @@
         <w:spacing w:after="60"/>
       </w:pPr>
       <w:r>
-        <w:t>在飞书手建销售管道多维表格(字段照 fields.example.json),取 app_token / table_id;</w:t>
+        <w:t>建销售管道多维表格(init_pipeline.py 或手建,字段照 fields.example.json),取 app_token / table_id;</w:t>
       </w:r>
     </w:p>
     <w:p>
